--- a/pr-preview/pr-503/vignettes/articles/version-crosswalk-1.3-to-1.4.docx
+++ b/pr-preview/pr-503/vignettes/articles/version-crosswalk-1.3-to-1.4.docx
@@ -1699,70 +1699,70 @@
         <w:rPr>
           <w:rStyle w:val="VerbatimChar"/>
         </w:rPr>
-        <w:t xml:space="preserve">#&gt;     age id    antigen_iso  value</w:t>
-      </w:r>
-      <w:r>
-        <w:br/>
-      </w:r>
-      <w:r>
-        <w:rPr>
-          <w:rStyle w:val="VerbatimChar"/>
-        </w:rPr>
-        <w:t xml:space="preserve">#&gt;   &lt;dbl&gt; &lt;chr&gt; &lt;chr&gt;        &lt;dbl&gt;</w:t>
-      </w:r>
-      <w:r>
-        <w:br/>
-      </w:r>
-      <w:r>
-        <w:rPr>
-          <w:rStyle w:val="VerbatimChar"/>
-        </w:rPr>
-        <w:t xml:space="preserve">#&gt; 1  1.15 1     HlyE_IgA     0.699</w:t>
-      </w:r>
-      <w:r>
-        <w:br/>
-      </w:r>
-      <w:r>
-        <w:rPr>
-          <w:rStyle w:val="VerbatimChar"/>
-        </w:rPr>
-        <w:t xml:space="preserve">#&gt; 2  1.15 1     HlyE_IgG     0.222</w:t>
-      </w:r>
-      <w:r>
-        <w:br/>
-      </w:r>
-      <w:r>
-        <w:rPr>
-          <w:rStyle w:val="VerbatimChar"/>
-        </w:rPr>
-        <w:t xml:space="preserve">#&gt; 3 14.5  2     HlyE_IgA    18.0  </w:t>
-      </w:r>
-      <w:r>
-        <w:br/>
-      </w:r>
-      <w:r>
-        <w:rPr>
-          <w:rStyle w:val="VerbatimChar"/>
-        </w:rPr>
-        <w:t xml:space="preserve">#&gt; 4 14.5  2     HlyE_IgG     8.10 </w:t>
-      </w:r>
-      <w:r>
-        <w:br/>
-      </w:r>
-      <w:r>
-        <w:rPr>
-          <w:rStyle w:val="VerbatimChar"/>
-        </w:rPr>
-        <w:t xml:space="preserve">#&gt; 5  2.81 3     HlyE_IgA     6.96 </w:t>
-      </w:r>
-      <w:r>
-        <w:br/>
-      </w:r>
-      <w:r>
-        <w:rPr>
-          <w:rStyle w:val="VerbatimChar"/>
-        </w:rPr>
-        <w:t xml:space="preserve">#&gt; 6  2.81 3     HlyE_IgG    15.1</w:t>
+        <w:t xml:space="preserve">#&gt;     age id    antigen_iso value</w:t>
+      </w:r>
+      <w:r>
+        <w:br/>
+      </w:r>
+      <w:r>
+        <w:rPr>
+          <w:rStyle w:val="VerbatimChar"/>
+        </w:rPr>
+        <w:t xml:space="preserve">#&gt;   &lt;dbl&gt; &lt;chr&gt; &lt;chr&gt;       &lt;dbl&gt;</w:t>
+      </w:r>
+      <w:r>
+        <w:br/>
+      </w:r>
+      <w:r>
+        <w:rPr>
+          <w:rStyle w:val="VerbatimChar"/>
+        </w:rPr>
+        <w:t xml:space="preserve">#&gt; 1  3.83 1     HlyE_IgA    0.485</w:t>
+      </w:r>
+      <w:r>
+        <w:br/>
+      </w:r>
+      <w:r>
+        <w:rPr>
+          <w:rStyle w:val="VerbatimChar"/>
+        </w:rPr>
+        <w:t xml:space="preserve">#&gt; 2  3.83 1     HlyE_IgG    0.477</w:t>
+      </w:r>
+      <w:r>
+        <w:br/>
+      </w:r>
+      <w:r>
+        <w:rPr>
+          <w:rStyle w:val="VerbatimChar"/>
+        </w:rPr>
+        <w:t xml:space="preserve">#&gt; 3 17.2  2     HlyE_IgA    3.38 </w:t>
+      </w:r>
+      <w:r>
+        <w:br/>
+      </w:r>
+      <w:r>
+        <w:rPr>
+          <w:rStyle w:val="VerbatimChar"/>
+        </w:rPr>
+        <w:t xml:space="preserve">#&gt; 4 17.2  2     HlyE_IgG    0.332</w:t>
+      </w:r>
+      <w:r>
+        <w:br/>
+      </w:r>
+      <w:r>
+        <w:rPr>
+          <w:rStyle w:val="VerbatimChar"/>
+        </w:rPr>
+        <w:t xml:space="preserve">#&gt; 5 14.8  3     HlyE_IgA    0.350</w:t>
+      </w:r>
+      <w:r>
+        <w:br/>
+      </w:r>
+      <w:r>
+        <w:rPr>
+          <w:rStyle w:val="VerbatimChar"/>
+        </w:rPr>
+        <w:t xml:space="preserve">#&gt; 6 14.8  3     HlyE_IgG    0.523</w:t>
       </w:r>
       <w:r>
         <w:br/>

--- a/pr-preview/pr-503/vignettes/articles/version-crosswalk-1.3-to-1.4.docx
+++ b/pr-preview/pr-503/vignettes/articles/version-crosswalk-1.3-to-1.4.docx
@@ -1717,52 +1717,52 @@
         <w:rPr>
           <w:rStyle w:val="VerbatimChar"/>
         </w:rPr>
-        <w:t xml:space="preserve">#&gt; 1  3.83 1     HlyE_IgA    0.485</w:t>
-      </w:r>
-      <w:r>
-        <w:br/>
-      </w:r>
-      <w:r>
-        <w:rPr>
-          <w:rStyle w:val="VerbatimChar"/>
-        </w:rPr>
-        <w:t xml:space="preserve">#&gt; 2  3.83 1     HlyE_IgG    0.477</w:t>
-      </w:r>
-      <w:r>
-        <w:br/>
-      </w:r>
-      <w:r>
-        <w:rPr>
-          <w:rStyle w:val="VerbatimChar"/>
-        </w:rPr>
-        <w:t xml:space="preserve">#&gt; 3 17.2  2     HlyE_IgA    3.38 </w:t>
-      </w:r>
-      <w:r>
-        <w:br/>
-      </w:r>
-      <w:r>
-        <w:rPr>
-          <w:rStyle w:val="VerbatimChar"/>
-        </w:rPr>
-        <w:t xml:space="preserve">#&gt; 4 17.2  2     HlyE_IgG    0.332</w:t>
-      </w:r>
-      <w:r>
-        <w:br/>
-      </w:r>
-      <w:r>
-        <w:rPr>
-          <w:rStyle w:val="VerbatimChar"/>
-        </w:rPr>
-        <w:t xml:space="preserve">#&gt; 5 14.8  3     HlyE_IgA    0.350</w:t>
-      </w:r>
-      <w:r>
-        <w:br/>
-      </w:r>
-      <w:r>
-        <w:rPr>
-          <w:rStyle w:val="VerbatimChar"/>
-        </w:rPr>
-        <w:t xml:space="preserve">#&gt; 6 14.8  3     HlyE_IgG    0.523</w:t>
+        <w:t xml:space="preserve">#&gt; 1  10.5 1     HlyE_IgA    7.03 </w:t>
+      </w:r>
+      <w:r>
+        <w:br/>
+      </w:r>
+      <w:r>
+        <w:rPr>
+          <w:rStyle w:val="VerbatimChar"/>
+        </w:rPr>
+        <w:t xml:space="preserve">#&gt; 2  10.5 1     HlyE_IgG    0.445</w:t>
+      </w:r>
+      <w:r>
+        <w:br/>
+      </w:r>
+      <w:r>
+        <w:rPr>
+          <w:rStyle w:val="VerbatimChar"/>
+        </w:rPr>
+        <w:t xml:space="preserve">#&gt; 3  10.2 2     HlyE_IgA    1.30 </w:t>
+      </w:r>
+      <w:r>
+        <w:br/>
+      </w:r>
+      <w:r>
+        <w:rPr>
+          <w:rStyle w:val="VerbatimChar"/>
+        </w:rPr>
+        <w:t xml:space="preserve">#&gt; 4  10.2 2     HlyE_IgG    1.71 </w:t>
+      </w:r>
+      <w:r>
+        <w:br/>
+      </w:r>
+      <w:r>
+        <w:rPr>
+          <w:rStyle w:val="VerbatimChar"/>
+        </w:rPr>
+        <w:t xml:space="preserve">#&gt; 5   3.9 3     HlyE_IgA    0.767</w:t>
+      </w:r>
+      <w:r>
+        <w:br/>
+      </w:r>
+      <w:r>
+        <w:rPr>
+          <w:rStyle w:val="VerbatimChar"/>
+        </w:rPr>
+        <w:t xml:space="preserve">#&gt; 6   3.9 3     HlyE_IgG    0.440</w:t>
       </w:r>
       <w:r>
         <w:br/>

--- a/pr-preview/pr-503/vignettes/articles/version-crosswalk-1.3-to-1.4.docx
+++ b/pr-preview/pr-503/vignettes/articles/version-crosswalk-1.3-to-1.4.docx
@@ -1699,70 +1699,70 @@
         <w:rPr>
           <w:rStyle w:val="VerbatimChar"/>
         </w:rPr>
-        <w:t xml:space="preserve">#&gt;     age id    antigen_iso value</w:t>
-      </w:r>
-      <w:r>
-        <w:br/>
-      </w:r>
-      <w:r>
-        <w:rPr>
-          <w:rStyle w:val="VerbatimChar"/>
-        </w:rPr>
-        <w:t xml:space="preserve">#&gt;   &lt;dbl&gt; &lt;chr&gt; &lt;chr&gt;       &lt;dbl&gt;</w:t>
-      </w:r>
-      <w:r>
-        <w:br/>
-      </w:r>
-      <w:r>
-        <w:rPr>
-          <w:rStyle w:val="VerbatimChar"/>
-        </w:rPr>
-        <w:t xml:space="preserve">#&gt; 1  10.5 1     HlyE_IgA    7.03 </w:t>
-      </w:r>
-      <w:r>
-        <w:br/>
-      </w:r>
-      <w:r>
-        <w:rPr>
-          <w:rStyle w:val="VerbatimChar"/>
-        </w:rPr>
-        <w:t xml:space="preserve">#&gt; 2  10.5 1     HlyE_IgG    0.445</w:t>
-      </w:r>
-      <w:r>
-        <w:br/>
-      </w:r>
-      <w:r>
-        <w:rPr>
-          <w:rStyle w:val="VerbatimChar"/>
-        </w:rPr>
-        <w:t xml:space="preserve">#&gt; 3  10.2 2     HlyE_IgA    1.30 </w:t>
-      </w:r>
-      <w:r>
-        <w:br/>
-      </w:r>
-      <w:r>
-        <w:rPr>
-          <w:rStyle w:val="VerbatimChar"/>
-        </w:rPr>
-        <w:t xml:space="preserve">#&gt; 4  10.2 2     HlyE_IgG    1.71 </w:t>
-      </w:r>
-      <w:r>
-        <w:br/>
-      </w:r>
-      <w:r>
-        <w:rPr>
-          <w:rStyle w:val="VerbatimChar"/>
-        </w:rPr>
-        <w:t xml:space="preserve">#&gt; 5   3.9 3     HlyE_IgA    0.767</w:t>
-      </w:r>
-      <w:r>
-        <w:br/>
-      </w:r>
-      <w:r>
-        <w:rPr>
-          <w:rStyle w:val="VerbatimChar"/>
-        </w:rPr>
-        <w:t xml:space="preserve">#&gt; 6   3.9 3     HlyE_IgG    0.440</w:t>
+        <w:t xml:space="preserve">#&gt;     age id    antigen_iso   value</w:t>
+      </w:r>
+      <w:r>
+        <w:br/>
+      </w:r>
+      <w:r>
+        <w:rPr>
+          <w:rStyle w:val="VerbatimChar"/>
+        </w:rPr>
+        <w:t xml:space="preserve">#&gt;   &lt;dbl&gt; &lt;chr&gt; &lt;chr&gt;         &lt;dbl&gt;</w:t>
+      </w:r>
+      <w:r>
+        <w:br/>
+      </w:r>
+      <w:r>
+        <w:rPr>
+          <w:rStyle w:val="VerbatimChar"/>
+        </w:rPr>
+        <w:t xml:space="preserve">#&gt; 1  10.8 1     HlyE_IgA      1.76 </w:t>
+      </w:r>
+      <w:r>
+        <w:br/>
+      </w:r>
+      <w:r>
+        <w:rPr>
+          <w:rStyle w:val="VerbatimChar"/>
+        </w:rPr>
+        <w:t xml:space="preserve">#&gt; 2  10.8 1     HlyE_IgG      4.77 </w:t>
+      </w:r>
+      <w:r>
+        <w:br/>
+      </w:r>
+      <w:r>
+        <w:rPr>
+          <w:rStyle w:val="VerbatimChar"/>
+        </w:rPr>
+        <w:t xml:space="preserve">#&gt; 3  17.1 2     HlyE_IgA      0.338</w:t>
+      </w:r>
+      <w:r>
+        <w:br/>
+      </w:r>
+      <w:r>
+        <w:rPr>
+          <w:rStyle w:val="VerbatimChar"/>
+        </w:rPr>
+        <w:t xml:space="preserve">#&gt; 4  17.1 2     HlyE_IgG      0.720</w:t>
+      </w:r>
+      <w:r>
+        <w:br/>
+      </w:r>
+      <w:r>
+        <w:rPr>
+          <w:rStyle w:val="VerbatimChar"/>
+        </w:rPr>
+        <w:t xml:space="preserve">#&gt; 5  18.6 3     HlyE_IgA    115.   </w:t>
+      </w:r>
+      <w:r>
+        <w:br/>
+      </w:r>
+      <w:r>
+        <w:rPr>
+          <w:rStyle w:val="VerbatimChar"/>
+        </w:rPr>
+        <w:t xml:space="preserve">#&gt; 6  18.6 3     HlyE_IgG      4.39</w:t>
       </w:r>
       <w:r>
         <w:br/>

--- a/pr-preview/pr-503/vignettes/articles/version-crosswalk-1.3-to-1.4.docx
+++ b/pr-preview/pr-503/vignettes/articles/version-crosswalk-1.3-to-1.4.docx
@@ -1699,70 +1699,70 @@
         <w:rPr>
           <w:rStyle w:val="VerbatimChar"/>
         </w:rPr>
-        <w:t xml:space="preserve">#&gt;     age id    antigen_iso   value</w:t>
-      </w:r>
-      <w:r>
-        <w:br/>
-      </w:r>
-      <w:r>
-        <w:rPr>
-          <w:rStyle w:val="VerbatimChar"/>
-        </w:rPr>
-        <w:t xml:space="preserve">#&gt;   &lt;dbl&gt; &lt;chr&gt; &lt;chr&gt;         &lt;dbl&gt;</w:t>
-      </w:r>
-      <w:r>
-        <w:br/>
-      </w:r>
-      <w:r>
-        <w:rPr>
-          <w:rStyle w:val="VerbatimChar"/>
-        </w:rPr>
-        <w:t xml:space="preserve">#&gt; 1  10.8 1     HlyE_IgA      1.76 </w:t>
-      </w:r>
-      <w:r>
-        <w:br/>
-      </w:r>
-      <w:r>
-        <w:rPr>
-          <w:rStyle w:val="VerbatimChar"/>
-        </w:rPr>
-        <w:t xml:space="preserve">#&gt; 2  10.8 1     HlyE_IgG      4.77 </w:t>
-      </w:r>
-      <w:r>
-        <w:br/>
-      </w:r>
-      <w:r>
-        <w:rPr>
-          <w:rStyle w:val="VerbatimChar"/>
-        </w:rPr>
-        <w:t xml:space="preserve">#&gt; 3  17.1 2     HlyE_IgA      0.338</w:t>
-      </w:r>
-      <w:r>
-        <w:br/>
-      </w:r>
-      <w:r>
-        <w:rPr>
-          <w:rStyle w:val="VerbatimChar"/>
-        </w:rPr>
-        <w:t xml:space="preserve">#&gt; 4  17.1 2     HlyE_IgG      0.720</w:t>
-      </w:r>
-      <w:r>
-        <w:br/>
-      </w:r>
-      <w:r>
-        <w:rPr>
-          <w:rStyle w:val="VerbatimChar"/>
-        </w:rPr>
-        <w:t xml:space="preserve">#&gt; 5  18.6 3     HlyE_IgA    115.   </w:t>
-      </w:r>
-      <w:r>
-        <w:br/>
-      </w:r>
-      <w:r>
-        <w:rPr>
-          <w:rStyle w:val="VerbatimChar"/>
-        </w:rPr>
-        <w:t xml:space="preserve">#&gt; 6  18.6 3     HlyE_IgG      4.39</w:t>
+        <w:t xml:space="preserve">#&gt;     age id    antigen_iso    value</w:t>
+      </w:r>
+      <w:r>
+        <w:br/>
+      </w:r>
+      <w:r>
+        <w:rPr>
+          <w:rStyle w:val="VerbatimChar"/>
+        </w:rPr>
+        <w:t xml:space="preserve">#&gt;   &lt;dbl&gt; &lt;chr&gt; &lt;chr&gt;          &lt;dbl&gt;</w:t>
+      </w:r>
+      <w:r>
+        <w:br/>
+      </w:r>
+      <w:r>
+        <w:rPr>
+          <w:rStyle w:val="VerbatimChar"/>
+        </w:rPr>
+        <w:t xml:space="preserve">#&gt; 1  9.73 1     HlyE_IgA      15.9  </w:t>
+      </w:r>
+      <w:r>
+        <w:br/>
+      </w:r>
+      <w:r>
+        <w:rPr>
+          <w:rStyle w:val="VerbatimChar"/>
+        </w:rPr>
+        <w:t xml:space="preserve">#&gt; 2  9.73 1     HlyE_IgG    5592.   </w:t>
+      </w:r>
+      <w:r>
+        <w:br/>
+      </w:r>
+      <w:r>
+        <w:rPr>
+          <w:rStyle w:val="VerbatimChar"/>
+        </w:rPr>
+        <w:t xml:space="preserve">#&gt; 3 13.6  2     HlyE_IgA       0.332</w:t>
+      </w:r>
+      <w:r>
+        <w:br/>
+      </w:r>
+      <w:r>
+        <w:rPr>
+          <w:rStyle w:val="VerbatimChar"/>
+        </w:rPr>
+        <w:t xml:space="preserve">#&gt; 4 13.6  2     HlyE_IgG      25.4  </w:t>
+      </w:r>
+      <w:r>
+        <w:br/>
+      </w:r>
+      <w:r>
+        <w:rPr>
+          <w:rStyle w:val="VerbatimChar"/>
+        </w:rPr>
+        <w:t xml:space="preserve">#&gt; 5  1.91 3     HlyE_IgA       0.508</w:t>
+      </w:r>
+      <w:r>
+        <w:br/>
+      </w:r>
+      <w:r>
+        <w:rPr>
+          <w:rStyle w:val="VerbatimChar"/>
+        </w:rPr>
+        <w:t xml:space="preserve">#&gt; 6  1.91 3     HlyE_IgG       0.296</w:t>
       </w:r>
       <w:r>
         <w:br/>

--- a/pr-preview/pr-503/vignettes/articles/version-crosswalk-1.3-to-1.4.docx
+++ b/pr-preview/pr-503/vignettes/articles/version-crosswalk-1.3-to-1.4.docx
@@ -1699,70 +1699,70 @@
         <w:rPr>
           <w:rStyle w:val="VerbatimChar"/>
         </w:rPr>
-        <w:t xml:space="preserve">#&gt;     age id    antigen_iso    value</w:t>
-      </w:r>
-      <w:r>
-        <w:br/>
-      </w:r>
-      <w:r>
-        <w:rPr>
-          <w:rStyle w:val="VerbatimChar"/>
-        </w:rPr>
-        <w:t xml:space="preserve">#&gt;   &lt;dbl&gt; &lt;chr&gt; &lt;chr&gt;          &lt;dbl&gt;</w:t>
-      </w:r>
-      <w:r>
-        <w:br/>
-      </w:r>
-      <w:r>
-        <w:rPr>
-          <w:rStyle w:val="VerbatimChar"/>
-        </w:rPr>
-        <w:t xml:space="preserve">#&gt; 1  9.73 1     HlyE_IgA      15.9  </w:t>
-      </w:r>
-      <w:r>
-        <w:br/>
-      </w:r>
-      <w:r>
-        <w:rPr>
-          <w:rStyle w:val="VerbatimChar"/>
-        </w:rPr>
-        <w:t xml:space="preserve">#&gt; 2  9.73 1     HlyE_IgG    5592.   </w:t>
-      </w:r>
-      <w:r>
-        <w:br/>
-      </w:r>
-      <w:r>
-        <w:rPr>
-          <w:rStyle w:val="VerbatimChar"/>
-        </w:rPr>
-        <w:t xml:space="preserve">#&gt; 3 13.6  2     HlyE_IgA       0.332</w:t>
-      </w:r>
-      <w:r>
-        <w:br/>
-      </w:r>
-      <w:r>
-        <w:rPr>
-          <w:rStyle w:val="VerbatimChar"/>
-        </w:rPr>
-        <w:t xml:space="preserve">#&gt; 4 13.6  2     HlyE_IgG      25.4  </w:t>
-      </w:r>
-      <w:r>
-        <w:br/>
-      </w:r>
-      <w:r>
-        <w:rPr>
-          <w:rStyle w:val="VerbatimChar"/>
-        </w:rPr>
-        <w:t xml:space="preserve">#&gt; 5  1.91 3     HlyE_IgA       0.508</w:t>
-      </w:r>
-      <w:r>
-        <w:br/>
-      </w:r>
-      <w:r>
-        <w:rPr>
-          <w:rStyle w:val="VerbatimChar"/>
-        </w:rPr>
-        <w:t xml:space="preserve">#&gt; 6  1.91 3     HlyE_IgG       0.296</w:t>
+        <w:t xml:space="preserve">#&gt;     age id    antigen_iso  value</w:t>
+      </w:r>
+      <w:r>
+        <w:br/>
+      </w:r>
+      <w:r>
+        <w:rPr>
+          <w:rStyle w:val="VerbatimChar"/>
+        </w:rPr>
+        <w:t xml:space="preserve">#&gt;   &lt;dbl&gt; &lt;chr&gt; &lt;chr&gt;        &lt;dbl&gt;</w:t>
+      </w:r>
+      <w:r>
+        <w:br/>
+      </w:r>
+      <w:r>
+        <w:rPr>
+          <w:rStyle w:val="VerbatimChar"/>
+        </w:rPr>
+        <w:t xml:space="preserve">#&gt; 1  18.3 1     HlyE_IgA     0.536</w:t>
+      </w:r>
+      <w:r>
+        <w:br/>
+      </w:r>
+      <w:r>
+        <w:rPr>
+          <w:rStyle w:val="VerbatimChar"/>
+        </w:rPr>
+        <w:t xml:space="preserve">#&gt; 2  18.3 1     HlyE_IgG     0.243</w:t>
+      </w:r>
+      <w:r>
+        <w:br/>
+      </w:r>
+      <w:r>
+        <w:rPr>
+          <w:rStyle w:val="VerbatimChar"/>
+        </w:rPr>
+        <w:t xml:space="preserve">#&gt; 3  11.5 2     HlyE_IgA    25.2  </w:t>
+      </w:r>
+      <w:r>
+        <w:br/>
+      </w:r>
+      <w:r>
+        <w:rPr>
+          <w:rStyle w:val="VerbatimChar"/>
+        </w:rPr>
+        <w:t xml:space="preserve">#&gt; 4  11.5 2     HlyE_IgG    58.5  </w:t>
+      </w:r>
+      <w:r>
+        <w:br/>
+      </w:r>
+      <w:r>
+        <w:rPr>
+          <w:rStyle w:val="VerbatimChar"/>
+        </w:rPr>
+        <w:t xml:space="preserve">#&gt; 5  14.8 3     HlyE_IgA     1.28 </w:t>
+      </w:r>
+      <w:r>
+        <w:br/>
+      </w:r>
+      <w:r>
+        <w:rPr>
+          <w:rStyle w:val="VerbatimChar"/>
+        </w:rPr>
+        <w:t xml:space="preserve">#&gt; 6  14.8 3     HlyE_IgG     3.64</w:t>
       </w:r>
       <w:r>
         <w:br/>

--- a/pr-preview/pr-503/vignettes/articles/version-crosswalk-1.3-to-1.4.docx
+++ b/pr-preview/pr-503/vignettes/articles/version-crosswalk-1.3-to-1.4.docx
@@ -1717,52 +1717,52 @@
         <w:rPr>
           <w:rStyle w:val="VerbatimChar"/>
         </w:rPr>
-        <w:t xml:space="preserve">#&gt; 1  18.3 1     HlyE_IgA     0.536</w:t>
-      </w:r>
-      <w:r>
-        <w:br/>
-      </w:r>
-      <w:r>
-        <w:rPr>
-          <w:rStyle w:val="VerbatimChar"/>
-        </w:rPr>
-        <w:t xml:space="preserve">#&gt; 2  18.3 1     HlyE_IgG     0.243</w:t>
-      </w:r>
-      <w:r>
-        <w:br/>
-      </w:r>
-      <w:r>
-        <w:rPr>
-          <w:rStyle w:val="VerbatimChar"/>
-        </w:rPr>
-        <w:t xml:space="preserve">#&gt; 3  11.5 2     HlyE_IgA    25.2  </w:t>
-      </w:r>
-      <w:r>
-        <w:br/>
-      </w:r>
-      <w:r>
-        <w:rPr>
-          <w:rStyle w:val="VerbatimChar"/>
-        </w:rPr>
-        <w:t xml:space="preserve">#&gt; 4  11.5 2     HlyE_IgG    58.5  </w:t>
-      </w:r>
-      <w:r>
-        <w:br/>
-      </w:r>
-      <w:r>
-        <w:rPr>
-          <w:rStyle w:val="VerbatimChar"/>
-        </w:rPr>
-        <w:t xml:space="preserve">#&gt; 5  14.8 3     HlyE_IgA     1.28 </w:t>
-      </w:r>
-      <w:r>
-        <w:br/>
-      </w:r>
-      <w:r>
-        <w:rPr>
-          <w:rStyle w:val="VerbatimChar"/>
-        </w:rPr>
-        <w:t xml:space="preserve">#&gt; 6  14.8 3     HlyE_IgG     3.64</w:t>
+        <w:t xml:space="preserve">#&gt; 1  1.19 1     HlyE_IgA     0.606</w:t>
+      </w:r>
+      <w:r>
+        <w:br/>
+      </w:r>
+      <w:r>
+        <w:rPr>
+          <w:rStyle w:val="VerbatimChar"/>
+        </w:rPr>
+        <w:t xml:space="preserve">#&gt; 2  1.19 1     HlyE_IgG     0.480</w:t>
+      </w:r>
+      <w:r>
+        <w:br/>
+      </w:r>
+      <w:r>
+        <w:rPr>
+          <w:rStyle w:val="VerbatimChar"/>
+        </w:rPr>
+        <w:t xml:space="preserve">#&gt; 3 14.4  2     HlyE_IgA     2.15 </w:t>
+      </w:r>
+      <w:r>
+        <w:br/>
+      </w:r>
+      <w:r>
+        <w:rPr>
+          <w:rStyle w:val="VerbatimChar"/>
+        </w:rPr>
+        <w:t xml:space="preserve">#&gt; 4 14.4  2     HlyE_IgG    86.7  </w:t>
+      </w:r>
+      <w:r>
+        <w:br/>
+      </w:r>
+      <w:r>
+        <w:rPr>
+          <w:rStyle w:val="VerbatimChar"/>
+        </w:rPr>
+        <w:t xml:space="preserve">#&gt; 5  0.86 3     HlyE_IgA     0.928</w:t>
+      </w:r>
+      <w:r>
+        <w:br/>
+      </w:r>
+      <w:r>
+        <w:rPr>
+          <w:rStyle w:val="VerbatimChar"/>
+        </w:rPr>
+        <w:t xml:space="preserve">#&gt; 6  0.86 3     HlyE_IgG     0.557</w:t>
       </w:r>
       <w:r>
         <w:br/>

--- a/pr-preview/pr-503/vignettes/articles/version-crosswalk-1.3-to-1.4.docx
+++ b/pr-preview/pr-503/vignettes/articles/version-crosswalk-1.3-to-1.4.docx
@@ -1699,70 +1699,70 @@
         <w:rPr>
           <w:rStyle w:val="VerbatimChar"/>
         </w:rPr>
-        <w:t xml:space="preserve">#&gt;     age id    antigen_iso  value</w:t>
-      </w:r>
-      <w:r>
-        <w:br/>
-      </w:r>
-      <w:r>
-        <w:rPr>
-          <w:rStyle w:val="VerbatimChar"/>
-        </w:rPr>
-        <w:t xml:space="preserve">#&gt;   &lt;dbl&gt; &lt;chr&gt; &lt;chr&gt;        &lt;dbl&gt;</w:t>
-      </w:r>
-      <w:r>
-        <w:br/>
-      </w:r>
-      <w:r>
-        <w:rPr>
-          <w:rStyle w:val="VerbatimChar"/>
-        </w:rPr>
-        <w:t xml:space="preserve">#&gt; 1  1.19 1     HlyE_IgA     0.606</w:t>
-      </w:r>
-      <w:r>
-        <w:br/>
-      </w:r>
-      <w:r>
-        <w:rPr>
-          <w:rStyle w:val="VerbatimChar"/>
-        </w:rPr>
-        <w:t xml:space="preserve">#&gt; 2  1.19 1     HlyE_IgG     0.480</w:t>
-      </w:r>
-      <w:r>
-        <w:br/>
-      </w:r>
-      <w:r>
-        <w:rPr>
-          <w:rStyle w:val="VerbatimChar"/>
-        </w:rPr>
-        <w:t xml:space="preserve">#&gt; 3 14.4  2     HlyE_IgA     2.15 </w:t>
-      </w:r>
-      <w:r>
-        <w:br/>
-      </w:r>
-      <w:r>
-        <w:rPr>
-          <w:rStyle w:val="VerbatimChar"/>
-        </w:rPr>
-        <w:t xml:space="preserve">#&gt; 4 14.4  2     HlyE_IgG    86.7  </w:t>
-      </w:r>
-      <w:r>
-        <w:br/>
-      </w:r>
-      <w:r>
-        <w:rPr>
-          <w:rStyle w:val="VerbatimChar"/>
-        </w:rPr>
-        <w:t xml:space="preserve">#&gt; 5  0.86 3     HlyE_IgA     0.928</w:t>
-      </w:r>
-      <w:r>
-        <w:br/>
-      </w:r>
-      <w:r>
-        <w:rPr>
-          <w:rStyle w:val="VerbatimChar"/>
-        </w:rPr>
-        <w:t xml:space="preserve">#&gt; 6  0.86 3     HlyE_IgG     0.557</w:t>
+        <w:t xml:space="preserve">#&gt;     age id    antigen_iso    value</w:t>
+      </w:r>
+      <w:r>
+        <w:br/>
+      </w:r>
+      <w:r>
+        <w:rPr>
+          <w:rStyle w:val="VerbatimChar"/>
+        </w:rPr>
+        <w:t xml:space="preserve">#&gt;   &lt;dbl&gt; &lt;chr&gt; &lt;chr&gt;          &lt;dbl&gt;</w:t>
+      </w:r>
+      <w:r>
+        <w:br/>
+      </w:r>
+      <w:r>
+        <w:rPr>
+          <w:rStyle w:val="VerbatimChar"/>
+        </w:rPr>
+        <w:t xml:space="preserve">#&gt; 1  18.4 1     HlyE_IgA       0.371</w:t>
+      </w:r>
+      <w:r>
+        <w:br/>
+      </w:r>
+      <w:r>
+        <w:rPr>
+          <w:rStyle w:val="VerbatimChar"/>
+        </w:rPr>
+        <w:t xml:space="preserve">#&gt; 2  18.4 1     HlyE_IgG       0.809</w:t>
+      </w:r>
+      <w:r>
+        <w:br/>
+      </w:r>
+      <w:r>
+        <w:rPr>
+          <w:rStyle w:val="VerbatimChar"/>
+        </w:rPr>
+        <w:t xml:space="preserve">#&gt; 3  19.9 2     HlyE_IgA       1.64 </w:t>
+      </w:r>
+      <w:r>
+        <w:br/>
+      </w:r>
+      <w:r>
+        <w:rPr>
+          <w:rStyle w:val="VerbatimChar"/>
+        </w:rPr>
+        <w:t xml:space="preserve">#&gt; 4  19.9 2     HlyE_IgG       0.462</w:t>
+      </w:r>
+      <w:r>
+        <w:br/>
+      </w:r>
+      <w:r>
+        <w:rPr>
+          <w:rStyle w:val="VerbatimChar"/>
+        </w:rPr>
+        <w:t xml:space="preserve">#&gt; 5  11.4 3     HlyE_IgA       1.68 </w:t>
+      </w:r>
+      <w:r>
+        <w:br/>
+      </w:r>
+      <w:r>
+        <w:rPr>
+          <w:rStyle w:val="VerbatimChar"/>
+        </w:rPr>
+        <w:t xml:space="preserve">#&gt; 6  11.4 3     HlyE_IgG    2586.</w:t>
       </w:r>
       <w:r>
         <w:br/>

--- a/pr-preview/pr-503/vignettes/articles/version-crosswalk-1.3-to-1.4.docx
+++ b/pr-preview/pr-503/vignettes/articles/version-crosswalk-1.3-to-1.4.docx
@@ -1699,70 +1699,70 @@
         <w:rPr>
           <w:rStyle w:val="VerbatimChar"/>
         </w:rPr>
-        <w:t xml:space="preserve">#&gt;     age id    antigen_iso    value</w:t>
-      </w:r>
-      <w:r>
-        <w:br/>
-      </w:r>
-      <w:r>
-        <w:rPr>
-          <w:rStyle w:val="VerbatimChar"/>
-        </w:rPr>
-        <w:t xml:space="preserve">#&gt;   &lt;dbl&gt; &lt;chr&gt; &lt;chr&gt;          &lt;dbl&gt;</w:t>
-      </w:r>
-      <w:r>
-        <w:br/>
-      </w:r>
-      <w:r>
-        <w:rPr>
-          <w:rStyle w:val="VerbatimChar"/>
-        </w:rPr>
-        <w:t xml:space="preserve">#&gt; 1  18.4 1     HlyE_IgA       0.371</w:t>
-      </w:r>
-      <w:r>
-        <w:br/>
-      </w:r>
-      <w:r>
-        <w:rPr>
-          <w:rStyle w:val="VerbatimChar"/>
-        </w:rPr>
-        <w:t xml:space="preserve">#&gt; 2  18.4 1     HlyE_IgG       0.809</w:t>
-      </w:r>
-      <w:r>
-        <w:br/>
-      </w:r>
-      <w:r>
-        <w:rPr>
-          <w:rStyle w:val="VerbatimChar"/>
-        </w:rPr>
-        <w:t xml:space="preserve">#&gt; 3  19.9 2     HlyE_IgA       1.64 </w:t>
-      </w:r>
-      <w:r>
-        <w:br/>
-      </w:r>
-      <w:r>
-        <w:rPr>
-          <w:rStyle w:val="VerbatimChar"/>
-        </w:rPr>
-        <w:t xml:space="preserve">#&gt; 4  19.9 2     HlyE_IgG       0.462</w:t>
-      </w:r>
-      <w:r>
-        <w:br/>
-      </w:r>
-      <w:r>
-        <w:rPr>
-          <w:rStyle w:val="VerbatimChar"/>
-        </w:rPr>
-        <w:t xml:space="preserve">#&gt; 5  11.4 3     HlyE_IgA       1.68 </w:t>
-      </w:r>
-      <w:r>
-        <w:br/>
-      </w:r>
-      <w:r>
-        <w:rPr>
-          <w:rStyle w:val="VerbatimChar"/>
-        </w:rPr>
-        <w:t xml:space="preserve">#&gt; 6  11.4 3     HlyE_IgG    2586.</w:t>
+        <w:t xml:space="preserve">#&gt;     age id    antigen_iso value</w:t>
+      </w:r>
+      <w:r>
+        <w:br/>
+      </w:r>
+      <w:r>
+        <w:rPr>
+          <w:rStyle w:val="VerbatimChar"/>
+        </w:rPr>
+        <w:t xml:space="preserve">#&gt;   &lt;dbl&gt; &lt;chr&gt; &lt;chr&gt;       &lt;dbl&gt;</w:t>
+      </w:r>
+      <w:r>
+        <w:br/>
+      </w:r>
+      <w:r>
+        <w:rPr>
+          <w:rStyle w:val="VerbatimChar"/>
+        </w:rPr>
+        <w:t xml:space="preserve">#&gt; 1  13.4 1     HlyE_IgA    0.143</w:t>
+      </w:r>
+      <w:r>
+        <w:br/>
+      </w:r>
+      <w:r>
+        <w:rPr>
+          <w:rStyle w:val="VerbatimChar"/>
+        </w:rPr>
+        <w:t xml:space="preserve">#&gt; 2  13.4 1     HlyE_IgG    0.256</w:t>
+      </w:r>
+      <w:r>
+        <w:br/>
+      </w:r>
+      <w:r>
+        <w:rPr>
+          <w:rStyle w:val="VerbatimChar"/>
+        </w:rPr>
+        <w:t xml:space="preserve">#&gt; 3  16.1 2     HlyE_IgA    0.959</w:t>
+      </w:r>
+      <w:r>
+        <w:br/>
+      </w:r>
+      <w:r>
+        <w:rPr>
+          <w:rStyle w:val="VerbatimChar"/>
+        </w:rPr>
+        <w:t xml:space="preserve">#&gt; 4  16.1 2     HlyE_IgG    0.928</w:t>
+      </w:r>
+      <w:r>
+        <w:br/>
+      </w:r>
+      <w:r>
+        <w:rPr>
+          <w:rStyle w:val="VerbatimChar"/>
+        </w:rPr>
+        <w:t xml:space="preserve">#&gt; 5  14.6 3     HlyE_IgA    0.922</w:t>
+      </w:r>
+      <w:r>
+        <w:br/>
+      </w:r>
+      <w:r>
+        <w:rPr>
+          <w:rStyle w:val="VerbatimChar"/>
+        </w:rPr>
+        <w:t xml:space="preserve">#&gt; 6  14.6 3     HlyE_IgG    1.53</w:t>
       </w:r>
       <w:r>
         <w:br/>
